--- a/crm/backend/src/assets/scheffler_template.docx
+++ b/crm/backend/src/assets/scheffler_template.docx
@@ -28359,6 +28359,7 @@
           <w:ilvl w:val="0"/>
           <w:numId w:val="24"/>
         </w:numPr>
+        <w:shd w:val="clear" w:color="auto" w:fill="FFFFFF" w:themeFill="background1"/>
         <w:tabs>
           <w:tab w:val="left" w:pos="1128"/>
           <w:tab w:val="left" w:pos="1130"/>
@@ -28367,11 +28368,18 @@
         <w:ind w:right="1063"/>
         <w:rPr>
           <w:sz w:val="24"/>
-          <w:highlight w:val="yellow"/>
-        </w:rPr>
-      </w:pPr>
-      <w:r>
-        <w:t>{exWorksTerms}</w:t>
+        </w:rPr>
+      </w:pPr>
+      <w:r>
+        <w:t>{</w:t>
+      </w:r>
+      <w:proofErr w:type="spellStart"/>
+      <w:r>
+        <w:t>exWorksTerms</w:t>
+      </w:r>
+      <w:proofErr w:type="spellEnd"/>
+      <w:r>
+        <w:t>}</w:t>
       </w:r>
     </w:p>
     <w:p>
@@ -28397,7 +28405,6 @@
         <w:ind w:left="1129" w:hanging="337"/>
         <w:rPr>
           <w:sz w:val="24"/>
-          <w:highlight w:val="yellow"/>
         </w:rPr>
       </w:pPr>
       <w:r>
